--- a/docs/cv/JoshuaHawksworthCoverLetter.docx
+++ b/docs/cv/JoshuaHawksworthCoverLetter.docx
@@ -87,7 +87,7 @@
           <w:sz w:val="22"/>
           <w:szCs w:val="22"/>
         </w:rPr>
-        <w:t xml:space="preserve">Right now I’m a Forward Deployed Engineer on the Innovation Squad at Arcus FM. I work directly with field engineers and operations teams to ship AI-driven tools they use every day, including a React Native app that helps engineers complete their work orders on site. I own it from prototype to production: architecture, CI/CD, testing and release. I also coach colleagues on using Claude through AWS Bedrock and built the shared AI workflows our team develops with.</w:t>
+        <w:t xml:space="preserve">Right now I’m a Senior Mobile Developer on the Innovation Squad at Arcus FM, where I built and own the React Native app field engineers use to complete their work orders on site, from prototype through to production: architecture, CI/CD, testing and release. On Fridays I’m also the squad’s Forward Deployed Engineer, working directly with engineers and operations teams to ship AI-driven tools they use every day. I coach colleagues on using Claude through AWS Bedrock and built the shared AI workflows our team develops with.</w:t>
       </w:r>
     </w:p>
     <w:p>
